--- a/Mostafa-khansa-custom-cv-updated.docx
+++ b/Mostafa-khansa-custom-cv-updated.docx
@@ -266,7 +266,29 @@
           <w:sz w:val="20"/>
           <w:szCs w:val="20"/>
         </w:rPr>
-        <w:t>Senior Software Engineer - Wizard Solutions (full-time)</w:t>
+        <w:t>Senior Software En</w:t>
+      </w:r>
+      <w:r>
+        <w:rPr>
+          <w:rFonts w:asciiTheme="minorBidi" w:eastAsia="Times New Roman" w:hAnsiTheme="minorBidi"/>
+          <w:b/>
+          <w:bCs/>
+          <w:color w:val="3B3B3B"/>
+          <w:sz w:val="20"/>
+          <w:szCs w:val="20"/>
+        </w:rPr>
+        <w:t xml:space="preserve">gineer - Wizard Solutions (full </w:t>
+      </w:r>
+      <w:r>
+        <w:rPr>
+          <w:rFonts w:asciiTheme="minorBidi" w:eastAsia="Times New Roman" w:hAnsiTheme="minorBidi"/>
+          <w:b/>
+          <w:bCs/>
+          <w:color w:val="3B3B3B"/>
+          <w:sz w:val="20"/>
+          <w:szCs w:val="20"/>
+        </w:rPr>
+        <w:t>time)</w:t>
       </w:r>
     </w:p>
     <w:p>
@@ -288,20 +310,7 @@
           <w:sz w:val="20"/>
           <w:szCs w:val="20"/>
         </w:rPr>
-        <w:t>Jal El Dib, Lebanon | Feb 20</w:t>
-      </w:r>
-      <w:bookmarkStart w:id="1" w:name="_GoBack"/>
-      <w:bookmarkEnd w:id="1"/>
-      <w:r>
-        <w:rPr>
-          <w:rFonts w:asciiTheme="minorBidi" w:eastAsia="Times New Roman" w:hAnsiTheme="minorBidi"/>
-          <w:i/>
-          <w:iCs/>
-          <w:color w:val="3B3B3B"/>
-          <w:sz w:val="20"/>
-          <w:szCs w:val="20"/>
-        </w:rPr>
-        <w:t>18 – Present</w:t>
+        <w:t>Jal El Dib, Lebanon | Feb 2018 – Present</w:t>
       </w:r>
     </w:p>
     <w:p>
@@ -668,7 +677,29 @@
           <w:sz w:val="20"/>
           <w:szCs w:val="20"/>
         </w:rPr>
-        <w:t>Software Developer - Al-Kaff For Computer (remote, part-time)</w:t>
+        <w:t>Software Developer - Al-Kaff</w:t>
+      </w:r>
+      <w:r>
+        <w:rPr>
+          <w:rFonts w:asciiTheme="minorBidi" w:eastAsia="Times New Roman" w:hAnsiTheme="minorBidi"/>
+          <w:b/>
+          <w:bCs/>
+          <w:color w:val="3B3B3B"/>
+          <w:sz w:val="20"/>
+          <w:szCs w:val="20"/>
+        </w:rPr>
+        <w:t xml:space="preserve"> For Computer (full time</w:t>
+      </w:r>
+      <w:r>
+        <w:rPr>
+          <w:rFonts w:asciiTheme="minorBidi" w:eastAsia="Times New Roman" w:hAnsiTheme="minorBidi"/>
+          <w:b/>
+          <w:bCs/>
+          <w:color w:val="3B3B3B"/>
+          <w:sz w:val="20"/>
+          <w:szCs w:val="20"/>
+        </w:rPr>
+        <w:t>)</w:t>
       </w:r>
     </w:p>
     <w:p>
@@ -690,7 +721,7 @@
           <w:sz w:val="20"/>
           <w:szCs w:val="20"/>
         </w:rPr>
-        <w:t xml:space="preserve">Beirut, Lebanon | </w:t>
+        <w:t>Riyadh</w:t>
       </w:r>
       <w:r>
         <w:rPr>
@@ -701,7 +732,51 @@
           <w:sz w:val="20"/>
           <w:szCs w:val="20"/>
         </w:rPr>
-        <w:t>Mar 2013 – Sep 2015</w:t>
+        <w:t xml:space="preserve">, </w:t>
+      </w:r>
+      <w:r>
+        <w:rPr>
+          <w:rFonts w:asciiTheme="minorBidi" w:eastAsia="Times New Roman" w:hAnsiTheme="minorBidi"/>
+          <w:i/>
+          <w:iCs/>
+          <w:color w:val="3B3B3B"/>
+          <w:sz w:val="20"/>
+          <w:szCs w:val="20"/>
+        </w:rPr>
+        <w:t xml:space="preserve">Saudi Arabia </w:t>
+      </w:r>
+      <w:r>
+        <w:rPr>
+          <w:rFonts w:asciiTheme="minorBidi" w:eastAsia="Times New Roman" w:hAnsiTheme="minorBidi"/>
+          <w:i/>
+          <w:iCs/>
+          <w:color w:val="3B3B3B"/>
+          <w:sz w:val="20"/>
+          <w:szCs w:val="20"/>
+        </w:rPr>
+        <w:t xml:space="preserve">| </w:t>
+      </w:r>
+      <w:r>
+        <w:rPr>
+          <w:rFonts w:asciiTheme="minorBidi" w:eastAsia="Times New Roman" w:hAnsiTheme="minorBidi"/>
+          <w:i/>
+          <w:iCs/>
+          <w:color w:val="3B3B3B"/>
+          <w:sz w:val="20"/>
+          <w:szCs w:val="20"/>
+        </w:rPr>
+        <w:t xml:space="preserve">Mar 2013 – </w:t>
+      </w:r>
+      <w:r>
+        <w:rPr>
+          <w:rFonts w:asciiTheme="minorBidi" w:eastAsia="Times New Roman" w:hAnsiTheme="minorBidi"/>
+          <w:i/>
+          <w:iCs/>
+          <w:color w:val="3B3B3B"/>
+          <w:sz w:val="20"/>
+          <w:szCs w:val="20"/>
+        </w:rPr>
+        <w:t>Dec 2017</w:t>
       </w:r>
     </w:p>
     <w:p>
@@ -769,7 +844,18 @@
           <w:sz w:val="20"/>
           <w:szCs w:val="20"/>
         </w:rPr>
-        <w:t> Linux server I set up (Apache, MySQL), and led the database migration — cutting hosting from </w:t>
+        <w:t> Linux server I set up (Apache, MySQL), and led the database migration — cutting hosting</w:t>
+      </w:r>
+      <w:bookmarkStart w:id="1" w:name="_GoBack"/>
+      <w:bookmarkEnd w:id="1"/>
+      <w:r>
+        <w:rPr>
+          <w:rFonts w:asciiTheme="minorBidi" w:eastAsia="Times New Roman" w:hAnsiTheme="minorBidi"/>
+          <w:color w:val="3B3B3B"/>
+          <w:sz w:val="20"/>
+          <w:szCs w:val="20"/>
+        </w:rPr>
+        <w:t xml:space="preserve"> from </w:t>
       </w:r>
       <w:r>
         <w:rPr>

--- a/Mostafa-khansa-custom-cv-updated.docx
+++ b/Mostafa-khansa-custom-cv-updated.docx
@@ -45,7 +45,23 @@
           <w:b/>
           <w:bCs/>
         </w:rPr>
-        <w:t>Senior Software Engineer</w:t>
+        <w:t xml:space="preserve">Senior </w:t>
+      </w:r>
+      <w:r>
+        <w:rPr>
+          <w:rFonts w:asciiTheme="minorBidi" w:hAnsiTheme="minorBidi"/>
+          <w:b/>
+          <w:bCs/>
+        </w:rPr>
+        <w:t>Full Stack</w:t>
+      </w:r>
+      <w:r>
+        <w:rPr>
+          <w:rFonts w:asciiTheme="minorBidi" w:hAnsiTheme="minorBidi"/>
+          <w:b/>
+          <w:bCs/>
+        </w:rPr>
+        <w:t xml:space="preserve"> Engineer</w:t>
       </w:r>
     </w:p>
     <w:p>
@@ -776,7 +792,20 @@
           <w:sz w:val="20"/>
           <w:szCs w:val="20"/>
         </w:rPr>
-        <w:t>Dec 2017</w:t>
+        <w:t>D</w:t>
+      </w:r>
+      <w:bookmarkStart w:id="1" w:name="_GoBack"/>
+      <w:bookmarkEnd w:id="1"/>
+      <w:r>
+        <w:rPr>
+          <w:rFonts w:asciiTheme="minorBidi" w:eastAsia="Times New Roman" w:hAnsiTheme="minorBidi"/>
+          <w:i/>
+          <w:iCs/>
+          <w:color w:val="3B3B3B"/>
+          <w:sz w:val="20"/>
+          <w:szCs w:val="20"/>
+        </w:rPr>
+        <w:t>ec 2017</w:t>
       </w:r>
     </w:p>
     <w:p>
@@ -844,18 +873,7 @@
           <w:sz w:val="20"/>
           <w:szCs w:val="20"/>
         </w:rPr>
-        <w:t> Linux server I set up (Apache, MySQL), and led the database migration — cutting hosting</w:t>
-      </w:r>
-      <w:bookmarkStart w:id="1" w:name="_GoBack"/>
-      <w:bookmarkEnd w:id="1"/>
-      <w:r>
-        <w:rPr>
-          <w:rFonts w:asciiTheme="minorBidi" w:eastAsia="Times New Roman" w:hAnsiTheme="minorBidi"/>
-          <w:color w:val="3B3B3B"/>
-          <w:sz w:val="20"/>
-          <w:szCs w:val="20"/>
-        </w:rPr>
-        <w:t xml:space="preserve"> from </w:t>
+        <w:t> Linux server I set up (Apache, MySQL), and led the database migration — cutting hosting from </w:t>
       </w:r>
       <w:r>
         <w:rPr>

--- a/Mostafa-khansa-custom-cv-updated.docx
+++ b/Mostafa-khansa-custom-cv-updated.docx
@@ -792,20 +792,7 @@
           <w:sz w:val="20"/>
           <w:szCs w:val="20"/>
         </w:rPr>
-        <w:t>D</w:t>
-      </w:r>
-      <w:bookmarkStart w:id="1" w:name="_GoBack"/>
-      <w:bookmarkEnd w:id="1"/>
-      <w:r>
-        <w:rPr>
-          <w:rFonts w:asciiTheme="minorBidi" w:eastAsia="Times New Roman" w:hAnsiTheme="minorBidi"/>
-          <w:i/>
-          <w:iCs/>
-          <w:color w:val="3B3B3B"/>
-          <w:sz w:val="20"/>
-          <w:szCs w:val="20"/>
-        </w:rPr>
-        <w:t>ec 2017</w:t>
+        <w:t>Dec 2017</w:t>
       </w:r>
     </w:p>
     <w:p>
@@ -1149,7 +1136,27 @@
           <w:sz w:val="20"/>
           <w:szCs w:val="20"/>
         </w:rPr>
-        <w:t> Node.js, PHP (Yii 1.1), Python, REST API design</w:t>
+        <w:t xml:space="preserve"> Node.js, PHP </w:t>
+      </w:r>
+      <w:bookmarkStart w:id="1" w:name="_GoBack"/>
+      <w:bookmarkEnd w:id="1"/>
+      <w:r>
+        <w:rPr>
+          <w:rFonts w:asciiTheme="minorBidi" w:hAnsiTheme="minorBidi"/>
+          <w:color w:val="3B3B3B"/>
+          <w:sz w:val="20"/>
+          <w:szCs w:val="20"/>
+        </w:rPr>
+        <w:t>,</w:t>
+      </w:r>
+      <w:r>
+        <w:rPr>
+          <w:rFonts w:asciiTheme="minorBidi" w:hAnsiTheme="minorBidi"/>
+          <w:color w:val="3B3B3B"/>
+          <w:sz w:val="20"/>
+          <w:szCs w:val="20"/>
+        </w:rPr>
+        <w:t xml:space="preserve"> REST API design</w:t>
       </w:r>
     </w:p>
     <w:p>

--- a/Mostafa-khansa-custom-cv-updated.docx
+++ b/Mostafa-khansa-custom-cv-updated.docx
@@ -236,7 +236,34 @@
           <w:sz w:val="20"/>
           <w:szCs w:val="20"/>
         </w:rPr>
-        <w:t>Full Stack engineer with 13+ years building and running business critical web products end to end. I shipped the ERP platform that 2,000+ companies run their daily operations on, and the cross platform POS that syncs to it. Strongest in backend architecture, relational data modeling, and API design.</w:t>
+        <w:t xml:space="preserve">Full Stack engineer with 13+ years building and running business critical web products end to end. I shipped the ERP platform that 2,000+ companies run their daily operations on, and the cross platform POS that syncs to it. </w:t>
+      </w:r>
+      <w:r>
+        <w:rPr>
+          <w:rFonts w:asciiTheme="minorBidi" w:hAnsiTheme="minorBidi"/>
+          <w:color w:val="3B3B3B"/>
+          <w:sz w:val="20"/>
+          <w:szCs w:val="20"/>
+        </w:rPr>
+        <w:t xml:space="preserve">Master </w:t>
+      </w:r>
+      <w:r>
+        <w:rPr>
+          <w:rFonts w:asciiTheme="minorBidi" w:hAnsiTheme="minorBidi"/>
+          <w:color w:val="3B3B3B"/>
+          <w:sz w:val="20"/>
+          <w:szCs w:val="20"/>
+        </w:rPr>
+        <w:t>in</w:t>
+      </w:r>
+      <w:r>
+        <w:rPr>
+          <w:rFonts w:asciiTheme="minorBidi" w:hAnsiTheme="minorBidi"/>
+          <w:color w:val="3B3B3B"/>
+          <w:sz w:val="20"/>
+          <w:szCs w:val="20"/>
+        </w:rPr>
+        <w:t xml:space="preserve"> backend architecture, relational data modeling, and API design.</w:t>
       </w:r>
     </w:p>
     <w:p>
@@ -606,6 +633,8 @@
         </w:rPr>
         <w:t>.</w:t>
       </w:r>
+      <w:bookmarkStart w:id="1" w:name="_GoBack"/>
+      <w:bookmarkEnd w:id="1"/>
     </w:p>
     <w:p>
       <w:pPr>
@@ -639,16 +668,34 @@
           <w:sz w:val="20"/>
           <w:szCs w:val="20"/>
         </w:rPr>
-        <w:t>Yii 1.1</w:t>
-      </w:r>
-      <w:r>
-        <w:rPr>
-          <w:rFonts w:asciiTheme="minorBidi" w:eastAsia="Times New Roman" w:hAnsiTheme="minorBidi"/>
-          <w:color w:val="3B3B3B"/>
-          <w:sz w:val="20"/>
-          <w:szCs w:val="20"/>
-        </w:rPr>
-        <w:t> logging so production errors include tenant, logged-in user, originating SQL, and a full stack trace - cutting diagnosis time on a large codebase of pages, procedures, functions, and triggers. Logs are viewed in </w:t>
+        <w:t>core</w:t>
+      </w:r>
+      <w:r>
+        <w:rPr>
+          <w:rFonts w:asciiTheme="minorBidi" w:eastAsia="Times New Roman" w:hAnsiTheme="minorBidi"/>
+          <w:color w:val="3B3B3B"/>
+          <w:sz w:val="20"/>
+          <w:szCs w:val="20"/>
+        </w:rPr>
+        <w:t> logging</w:t>
+      </w:r>
+      <w:r>
+        <w:rPr>
+          <w:rFonts w:asciiTheme="minorBidi" w:eastAsia="Times New Roman" w:hAnsiTheme="minorBidi"/>
+          <w:color w:val="3B3B3B"/>
+          <w:sz w:val="20"/>
+          <w:szCs w:val="20"/>
+        </w:rPr>
+        <w:t xml:space="preserve"> module</w:t>
+      </w:r>
+      <w:r>
+        <w:rPr>
+          <w:rFonts w:asciiTheme="minorBidi" w:eastAsia="Times New Roman" w:hAnsiTheme="minorBidi"/>
+          <w:color w:val="3B3B3B"/>
+          <w:sz w:val="20"/>
+          <w:szCs w:val="20"/>
+        </w:rPr>
+        <w:t xml:space="preserve"> so production errors include tenant, logged-in user, originating SQL, and a full stack trace - cutting diagnosis time on a large codebase of pages, procedures, functions, and triggers. Logs are viewed in </w:t>
       </w:r>
       <w:r>
         <w:rPr>
@@ -1136,18 +1183,7 @@
           <w:sz w:val="20"/>
           <w:szCs w:val="20"/>
         </w:rPr>
-        <w:t xml:space="preserve"> Node.js, PHP </w:t>
-      </w:r>
-      <w:bookmarkStart w:id="1" w:name="_GoBack"/>
-      <w:bookmarkEnd w:id="1"/>
-      <w:r>
-        <w:rPr>
-          <w:rFonts w:asciiTheme="minorBidi" w:hAnsiTheme="minorBidi"/>
-          <w:color w:val="3B3B3B"/>
-          <w:sz w:val="20"/>
-          <w:szCs w:val="20"/>
-        </w:rPr>
-        <w:t>,</w:t>
+        <w:t> Node.js, PHP ,</w:t>
       </w:r>
       <w:r>
         <w:rPr>
